--- a/GNS3_Guia_Completa_CCNA.docx
+++ b/GNS3_Guia_Completa_CCNA.docx
@@ -3406,7 +3406,7 @@
           <w:sz w:val="26"/>
           <w:szCs w:val="26"/>
         </w:rPr>
-        <w:t xml:space="preserve">3.2 Descarga de la imagen</w:t>
+        <w:t xml:space="preserve">3.2 Descarga de la imagen — Paso a Paso</w:t>
       </w:r>
     </w:p>
     <w:p>
@@ -3421,7 +3421,134 @@
           <w:sz w:val="22"/>
           <w:szCs w:val="22"/>
         </w:rPr>
-        <w:t xml:space="preserve">La imagen se descargó usando wget directamente a la USB:</w:t>
+        <w:t xml:space="preserve">La imagen Tiny10 ya viene con Windows 10 instalado y drivers virtio preconfigurados. Se descarga directamente a la USB:</w:t>
+      </w:r>
+    </w:p>
+    <w:p>
+      <w:pPr>
+        <w:spacing w:after="160"/>
+      </w:pPr>
+    </w:p>
+    <w:p>
+      <w:pPr>
+        <w:spacing w:after="80" w:before="180"/>
+      </w:pPr>
+      <w:r>
+        <w:rPr>
+          <w:rFonts w:ascii="Arial" w:cs="Arial" w:eastAsia="Arial" w:hAnsi="Arial"/>
+          <w:b/>
+          <w:bCs/>
+          <w:color w:val="2E74B5"/>
+          <w:sz w:val="22"/>
+          <w:szCs w:val="22"/>
+        </w:rPr>
+        <w:t xml:space="preserve">Paso 1 — Desactivar suspension del sistema durante la descarga</w:t>
+      </w:r>
+    </w:p>
+    <w:p>
+      <w:pPr>
+        <w:shd w:fill="F0F0F0" w:val="clear"/>
+        <w:spacing w:after="60" w:before="60"/>
+        <w:ind w:left="360"/>
+      </w:pPr>
+      <w:r>
+        <w:rPr>
+          <w:rFonts w:ascii="Courier New" w:cs="Courier New" w:eastAsia="Courier New" w:hAnsi="Courier New"/>
+          <w:color w:val="333333"/>
+          <w:sz w:val="20"/>
+          <w:szCs w:val="20"/>
+        </w:rPr>
+        <w:t xml:space="preserve">gsettings set org.gnome.settings-daemon.plugins.power sleep-inactive-ac-timeout 0</w:t>
+      </w:r>
+    </w:p>
+    <w:p>
+      <w:pPr>
+        <w:shd w:fill="F0F0F0" w:val="clear"/>
+        <w:spacing w:after="60" w:before="60"/>
+        <w:ind w:left="360"/>
+      </w:pPr>
+      <w:r>
+        <w:rPr>
+          <w:rFonts w:ascii="Courier New" w:cs="Courier New" w:eastAsia="Courier New" w:hAnsi="Courier New"/>
+          <w:color w:val="333333"/>
+          <w:sz w:val="20"/>
+          <w:szCs w:val="20"/>
+        </w:rPr>
+        <w:t xml:space="preserve">gsettings set org.gnome.settings-daemon.plugins.power sleep-inactive-battery-timeout 0</w:t>
+      </w:r>
+    </w:p>
+    <w:p>
+      <w:pPr>
+        <w:shd w:fill="F0F0F0" w:val="clear"/>
+        <w:spacing w:after="60" w:before="60"/>
+        <w:ind w:left="360"/>
+      </w:pPr>
+      <w:r>
+        <w:rPr>
+          <w:rFonts w:ascii="Courier New" w:cs="Courier New" w:eastAsia="Courier New" w:hAnsi="Courier New"/>
+          <w:color w:val="333333"/>
+          <w:sz w:val="20"/>
+          <w:szCs w:val="20"/>
+        </w:rPr>
+        <w:t xml:space="preserve">gsettings set org.gnome.desktop.session idle-delay 0</w:t>
+      </w:r>
+    </w:p>
+    <w:p>
+      <w:pPr>
+        <w:spacing w:after="160"/>
+      </w:pPr>
+    </w:p>
+    <w:p>
+      <w:pPr>
+        <w:spacing w:after="80" w:before="180"/>
+      </w:pPr>
+      <w:r>
+        <w:rPr>
+          <w:rFonts w:ascii="Arial" w:cs="Arial" w:eastAsia="Arial" w:hAnsi="Arial"/>
+          <w:b/>
+          <w:bCs/>
+          <w:color w:val="2E74B5"/>
+          <w:sz w:val="22"/>
+          <w:szCs w:val="22"/>
+        </w:rPr>
+        <w:t xml:space="preserve">Paso 2 — Instalar screen (si no lo tienes)</w:t>
+      </w:r>
+    </w:p>
+    <w:p>
+      <w:pPr>
+        <w:shd w:fill="F0F0F0" w:val="clear"/>
+        <w:spacing w:after="60" w:before="60"/>
+        <w:ind w:left="360"/>
+      </w:pPr>
+      <w:r>
+        <w:rPr>
+          <w:rFonts w:ascii="Courier New" w:cs="Courier New" w:eastAsia="Courier New" w:hAnsi="Courier New"/>
+          <w:color w:val="333333"/>
+          <w:sz w:val="20"/>
+          <w:szCs w:val="20"/>
+        </w:rPr>
+        <w:t xml:space="preserve">sudo apt install screen -y</w:t>
+      </w:r>
+    </w:p>
+    <w:p>
+      <w:pPr>
+        <w:spacing w:after="160"/>
+      </w:pPr>
+    </w:p>
+    <w:p>
+      <w:pPr>
+        <w:spacing w:after="80" w:before="180"/>
+      </w:pPr>
+      <w:r>
+        <w:rPr>
+          <w:rFonts w:ascii="Arial" w:cs="Arial" w:eastAsia="Arial" w:hAnsi="Arial"/>
+          <w:b/>
+          <w:bCs/>
+          <w:color w:val="2E74B5"/>
+          <w:sz w:val="22"/>
+          <w:szCs w:val="22"/>
+        </w:rPr>
+        <w:t xml:space="preserve">Paso 3 — Ir a la carpeta de imagenes en la USB</w:t>
       </w:r>
     </w:p>
     <w:p>
@@ -3442,6 +3569,27 @@
     </w:p>
     <w:p>
       <w:pPr>
+        <w:spacing w:after="160"/>
+      </w:pPr>
+    </w:p>
+    <w:p>
+      <w:pPr>
+        <w:spacing w:after="80" w:before="180"/>
+      </w:pPr>
+      <w:r>
+        <w:rPr>
+          <w:rFonts w:ascii="Arial" w:cs="Arial" w:eastAsia="Arial" w:hAnsi="Arial"/>
+          <w:b/>
+          <w:bCs/>
+          <w:color w:val="2E74B5"/>
+          <w:sz w:val="22"/>
+          <w:szCs w:val="22"/>
+        </w:rPr>
+        <w:t xml:space="preserve">Paso 4 — Crear sesion screen para la descarga</w:t>
+      </w:r>
+    </w:p>
+    <w:p>
+      <w:pPr>
         <w:shd w:fill="F0F0F0" w:val="clear"/>
         <w:spacing w:after="60" w:before="60"/>
         <w:ind w:left="360"/>
@@ -3458,6 +3606,27 @@
     </w:p>
     <w:p>
       <w:pPr>
+        <w:spacing w:after="160"/>
+      </w:pPr>
+    </w:p>
+    <w:p>
+      <w:pPr>
+        <w:spacing w:after="80" w:before="180"/>
+      </w:pPr>
+      <w:r>
+        <w:rPr>
+          <w:rFonts w:ascii="Arial" w:cs="Arial" w:eastAsia="Arial" w:hAnsi="Arial"/>
+          <w:b/>
+          <w:bCs/>
+          <w:color w:val="2E74B5"/>
+          <w:sz w:val="22"/>
+          <w:szCs w:val="22"/>
+        </w:rPr>
+        <w:t xml:space="preserve">Paso 5 — Ejecutar la descarga dentro del screen</w:t>
+      </w:r>
+    </w:p>
+    <w:p>
+      <w:pPr>
         <w:shd w:fill="F0F0F0" w:val="clear"/>
         <w:spacing w:after="60" w:before="60"/>
         <w:ind w:left="360"/>
@@ -3472,6 +3641,568 @@
         <w:t xml:space="preserve">wget "https://recolic.net/hms.php?/systems/win10-tiny10-virtio-uefi.qcow2" -O win10-tiny10.qcow2</w:t>
       </w:r>
     </w:p>
+    <w:p>
+      <w:pPr>
+        <w:spacing w:after="160"/>
+      </w:pPr>
+    </w:p>
+    <w:p>
+      <w:pPr>
+        <w:spacing w:after="80" w:before="180"/>
+      </w:pPr>
+      <w:r>
+        <w:rPr>
+          <w:rFonts w:ascii="Arial" w:cs="Arial" w:eastAsia="Arial" w:hAnsi="Arial"/>
+          <w:b/>
+          <w:bCs/>
+          <w:color w:val="2E74B5"/>
+          <w:sz w:val="22"/>
+          <w:szCs w:val="22"/>
+        </w:rPr>
+        <w:t xml:space="preserve">Paso 6 — Dejar descargando en segundo plano</w:t>
+      </w:r>
+    </w:p>
+    <w:p>
+      <w:pPr>
+        <w:spacing w:after="100"/>
+      </w:pPr>
+      <w:r>
+        <w:rPr>
+          <w:rFonts w:ascii="Arial" w:cs="Arial" w:eastAsia="Arial" w:hAnsi="Arial"/>
+          <w:b w:val="false"/>
+          <w:bCs w:val="false"/>
+          <w:sz w:val="22"/>
+          <w:szCs w:val="22"/>
+        </w:rPr>
+        <w:t xml:space="preserve">Presiona Ctrl+A luego D para salir del screen sin cancelar la descarga.</w:t>
+      </w:r>
+    </w:p>
+    <w:p>
+      <w:pPr>
+        <w:spacing w:after="160"/>
+      </w:pPr>
+    </w:p>
+    <w:p>
+      <w:pPr>
+        <w:spacing w:after="80" w:before="180"/>
+      </w:pPr>
+      <w:r>
+        <w:rPr>
+          <w:rFonts w:ascii="Arial" w:cs="Arial" w:eastAsia="Arial" w:hAnsi="Arial"/>
+          <w:b/>
+          <w:bCs/>
+          <w:color w:val="2E74B5"/>
+          <w:sz w:val="22"/>
+          <w:szCs w:val="22"/>
+        </w:rPr>
+        <w:t xml:space="preserve">Paso 7 — Ver el progreso en cualquier momento</w:t>
+      </w:r>
+    </w:p>
+    <w:p>
+      <w:pPr>
+        <w:shd w:fill="F0F0F0" w:val="clear"/>
+        <w:spacing w:after="60" w:before="60"/>
+        <w:ind w:left="360"/>
+      </w:pPr>
+      <w:r>
+        <w:rPr>
+          <w:rFonts w:ascii="Courier New" w:cs="Courier New" w:eastAsia="Courier New" w:hAnsi="Courier New"/>
+          <w:color w:val="333333"/>
+          <w:sz w:val="20"/>
+          <w:szCs w:val="20"/>
+        </w:rPr>
+        <w:t xml:space="preserve">screen -r descarga</w:t>
+      </w:r>
+    </w:p>
+    <w:p>
+      <w:pPr>
+        <w:spacing w:after="160"/>
+      </w:pPr>
+    </w:p>
+    <w:p>
+      <w:pPr>
+        <w:spacing w:after="80" w:before="180"/>
+      </w:pPr>
+      <w:r>
+        <w:rPr>
+          <w:rFonts w:ascii="Arial" w:cs="Arial" w:eastAsia="Arial" w:hAnsi="Arial"/>
+          <w:b/>
+          <w:bCs/>
+          <w:color w:val="2E74B5"/>
+          <w:sz w:val="22"/>
+          <w:szCs w:val="22"/>
+        </w:rPr>
+        <w:t xml:space="preserve">Paso 8 — Verificar que se descargo correctamente</w:t>
+      </w:r>
+    </w:p>
+    <w:p>
+      <w:pPr>
+        <w:shd w:fill="F0F0F0" w:val="clear"/>
+        <w:spacing w:after="60" w:before="60"/>
+        <w:ind w:left="360"/>
+      </w:pPr>
+      <w:r>
+        <w:rPr>
+          <w:rFonts w:ascii="Courier New" w:cs="Courier New" w:eastAsia="Courier New" w:hAnsi="Courier New"/>
+          <w:color w:val="333333"/>
+          <w:sz w:val="20"/>
+          <w:szCs w:val="20"/>
+        </w:rPr>
+        <w:t xml:space="preserve">ls -lh /media/francis/UBUNTU\ 24_0/GNS3/images/QEMU/win10-tiny10.qcow2</w:t>
+      </w:r>
+    </w:p>
+    <w:p>
+      <w:pPr>
+        <w:spacing w:after="100"/>
+      </w:pPr>
+      <w:r>
+        <w:rPr>
+          <w:rFonts w:ascii="Arial" w:cs="Arial" w:eastAsia="Arial" w:hAnsi="Arial"/>
+          <w:b w:val="false"/>
+          <w:bCs w:val="false"/>
+          <w:sz w:val="22"/>
+          <w:szCs w:val="22"/>
+        </w:rPr>
+        <w:t xml:space="preserve">Debe mostrar aproximadamente 5.8 GB.</w:t>
+      </w:r>
+    </w:p>
+    <w:p>
+      <w:pPr>
+        <w:spacing w:after="160"/>
+      </w:pPr>
+    </w:p>
+    <w:tbl>
+      <w:tblPr>
+        <w:tblW w:type="dxa" w:w="9360"/>
+        <w:tblBorders>
+          <w:top w:val="single" w:color="auto" w:sz="4"/>
+          <w:left w:val="single" w:color="auto" w:sz="4"/>
+          <w:bottom w:val="single" w:color="auto" w:sz="4"/>
+          <w:right w:val="single" w:color="auto" w:sz="4"/>
+          <w:insideH w:val="single" w:color="auto" w:sz="4"/>
+          <w:insideV w:val="single" w:color="auto" w:sz="4"/>
+        </w:tblBorders>
+      </w:tblPr>
+      <w:tblGrid>
+        <w:gridCol w:w="3000"/>
+        <w:gridCol w:w="6360"/>
+      </w:tblGrid>
+      <w:tr>
+        <w:trPr>
+          <w:tblHeader/>
+        </w:trPr>
+        <w:tc>
+          <w:tcPr>
+            <w:tcW w:type="dxa" w:w="3000"/>
+            <w:tcBorders>
+              <w:top w:val="single" w:color="2E74B5" w:sz="1"/>
+              <w:left w:val="single" w:color="2E74B5" w:sz="1"/>
+              <w:bottom w:val="single" w:color="2E74B5" w:sz="1"/>
+              <w:right w:val="single" w:color="2E74B5" w:sz="1"/>
+            </w:tcBorders>
+            <w:shd w:fill="2E74B5" w:val="clear"/>
+            <w:tcMar>
+              <w:top w:type="dxa" w:w="80"/>
+              <w:left w:type="dxa" w:w="120"/>
+              <w:bottom w:type="dxa" w:w="80"/>
+              <w:right w:type="dxa" w:w="120"/>
+            </w:tcMar>
+          </w:tcPr>
+          <w:p>
+            <w:r>
+              <w:rPr>
+                <w:rFonts w:ascii="Arial" w:cs="Arial" w:eastAsia="Arial" w:hAnsi="Arial"/>
+                <w:b/>
+                <w:bCs/>
+                <w:color w:val="FFFFFF"/>
+                <w:sz w:val="20"/>
+                <w:szCs w:val="20"/>
+              </w:rPr>
+              <w:t xml:space="preserve">Dato</w:t>
+            </w:r>
+          </w:p>
+        </w:tc>
+        <w:tc>
+          <w:tcPr>
+            <w:tcW w:type="dxa" w:w="6360"/>
+            <w:tcBorders>
+              <w:top w:val="single" w:color="2E74B5" w:sz="1"/>
+              <w:left w:val="single" w:color="2E74B5" w:sz="1"/>
+              <w:bottom w:val="single" w:color="2E74B5" w:sz="1"/>
+              <w:right w:val="single" w:color="2E74B5" w:sz="1"/>
+            </w:tcBorders>
+            <w:shd w:fill="2E74B5" w:val="clear"/>
+            <w:tcMar>
+              <w:top w:type="dxa" w:w="80"/>
+              <w:left w:type="dxa" w:w="120"/>
+              <w:bottom w:type="dxa" w:w="80"/>
+              <w:right w:type="dxa" w:w="120"/>
+            </w:tcMar>
+          </w:tcPr>
+          <w:p>
+            <w:r>
+              <w:rPr>
+                <w:rFonts w:ascii="Arial" w:cs="Arial" w:eastAsia="Arial" w:hAnsi="Arial"/>
+                <w:b/>
+                <w:bCs/>
+                <w:color w:val="FFFFFF"/>
+                <w:sz w:val="20"/>
+                <w:szCs w:val="20"/>
+              </w:rPr>
+              <w:t xml:space="preserve">Valor</w:t>
+            </w:r>
+          </w:p>
+        </w:tc>
+      </w:tr>
+      <w:tr>
+        <w:tc>
+          <w:tcPr>
+            <w:tcW w:type="dxa" w:w="3000"/>
+            <w:tcBorders>
+              <w:top w:val="single" w:color="CCCCCC" w:sz="1"/>
+              <w:left w:val="single" w:color="CCCCCC" w:sz="1"/>
+              <w:bottom w:val="single" w:color="CCCCCC" w:sz="1"/>
+              <w:right w:val="single" w:color="CCCCCC" w:sz="1"/>
+            </w:tcBorders>
+            <w:shd w:fill="EEF4FF" w:val="clear"/>
+            <w:tcMar>
+              <w:top w:type="dxa" w:w="80"/>
+              <w:left w:type="dxa" w:w="120"/>
+              <w:bottom w:type="dxa" w:w="80"/>
+              <w:right w:type="dxa" w:w="120"/>
+            </w:tcMar>
+          </w:tcPr>
+          <w:p>
+            <w:r>
+              <w:rPr>
+                <w:rFonts w:ascii="Arial" w:cs="Arial" w:eastAsia="Arial" w:hAnsi="Arial"/>
+                <w:sz w:val="20"/>
+                <w:szCs w:val="20"/>
+              </w:rPr>
+              <w:t xml:space="preserve">URL de descarga</w:t>
+            </w:r>
+          </w:p>
+        </w:tc>
+        <w:tc>
+          <w:tcPr>
+            <w:tcW w:type="dxa" w:w="6360"/>
+            <w:tcBorders>
+              <w:top w:val="single" w:color="CCCCCC" w:sz="1"/>
+              <w:left w:val="single" w:color="CCCCCC" w:sz="1"/>
+              <w:bottom w:val="single" w:color="CCCCCC" w:sz="1"/>
+              <w:right w:val="single" w:color="CCCCCC" w:sz="1"/>
+            </w:tcBorders>
+            <w:shd w:fill="EEF4FF" w:val="clear"/>
+            <w:tcMar>
+              <w:top w:type="dxa" w:w="80"/>
+              <w:left w:type="dxa" w:w="120"/>
+              <w:bottom w:type="dxa" w:w="80"/>
+              <w:right w:type="dxa" w:w="120"/>
+            </w:tcMar>
+          </w:tcPr>
+          <w:p>
+            <w:r>
+              <w:rPr>
+                <w:rFonts w:ascii="Arial" w:cs="Arial" w:eastAsia="Arial" w:hAnsi="Arial"/>
+                <w:sz w:val="20"/>
+                <w:szCs w:val="20"/>
+              </w:rPr>
+              <w:t xml:space="preserve">https://recolic.net/hms.php?/systems/win10-tiny10-virtio-uefi.qcow2</w:t>
+            </w:r>
+          </w:p>
+        </w:tc>
+      </w:tr>
+      <w:tr>
+        <w:tc>
+          <w:tcPr>
+            <w:tcW w:type="dxa" w:w="3000"/>
+            <w:tcBorders>
+              <w:top w:val="single" w:color="CCCCCC" w:sz="1"/>
+              <w:left w:val="single" w:color="CCCCCC" w:sz="1"/>
+              <w:bottom w:val="single" w:color="CCCCCC" w:sz="1"/>
+              <w:right w:val="single" w:color="CCCCCC" w:sz="1"/>
+            </w:tcBorders>
+            <w:shd w:fill="FFFFFF" w:val="clear"/>
+            <w:tcMar>
+              <w:top w:type="dxa" w:w="80"/>
+              <w:left w:type="dxa" w:w="120"/>
+              <w:bottom w:type="dxa" w:w="80"/>
+              <w:right w:type="dxa" w:w="120"/>
+            </w:tcMar>
+          </w:tcPr>
+          <w:p>
+            <w:r>
+              <w:rPr>
+                <w:rFonts w:ascii="Arial" w:cs="Arial" w:eastAsia="Arial" w:hAnsi="Arial"/>
+                <w:sz w:val="20"/>
+                <w:szCs w:val="20"/>
+              </w:rPr>
+              <w:t xml:space="preserve">Nombre del archivo</w:t>
+            </w:r>
+          </w:p>
+        </w:tc>
+        <w:tc>
+          <w:tcPr>
+            <w:tcW w:type="dxa" w:w="6360"/>
+            <w:tcBorders>
+              <w:top w:val="single" w:color="CCCCCC" w:sz="1"/>
+              <w:left w:val="single" w:color="CCCCCC" w:sz="1"/>
+              <w:bottom w:val="single" w:color="CCCCCC" w:sz="1"/>
+              <w:right w:val="single" w:color="CCCCCC" w:sz="1"/>
+            </w:tcBorders>
+            <w:shd w:fill="FFFFFF" w:val="clear"/>
+            <w:tcMar>
+              <w:top w:type="dxa" w:w="80"/>
+              <w:left w:type="dxa" w:w="120"/>
+              <w:bottom w:type="dxa" w:w="80"/>
+              <w:right w:type="dxa" w:w="120"/>
+            </w:tcMar>
+          </w:tcPr>
+          <w:p>
+            <w:r>
+              <w:rPr>
+                <w:rFonts w:ascii="Arial" w:cs="Arial" w:eastAsia="Arial" w:hAnsi="Arial"/>
+                <w:sz w:val="20"/>
+                <w:szCs w:val="20"/>
+              </w:rPr>
+              <w:t xml:space="preserve">win10-tiny10.qcow2</w:t>
+            </w:r>
+          </w:p>
+        </w:tc>
+      </w:tr>
+      <w:tr>
+        <w:tc>
+          <w:tcPr>
+            <w:tcW w:type="dxa" w:w="3000"/>
+            <w:tcBorders>
+              <w:top w:val="single" w:color="CCCCCC" w:sz="1"/>
+              <w:left w:val="single" w:color="CCCCCC" w:sz="1"/>
+              <w:bottom w:val="single" w:color="CCCCCC" w:sz="1"/>
+              <w:right w:val="single" w:color="CCCCCC" w:sz="1"/>
+            </w:tcBorders>
+            <w:shd w:fill="EEF4FF" w:val="clear"/>
+            <w:tcMar>
+              <w:top w:type="dxa" w:w="80"/>
+              <w:left w:type="dxa" w:w="120"/>
+              <w:bottom w:type="dxa" w:w="80"/>
+              <w:right w:type="dxa" w:w="120"/>
+            </w:tcMar>
+          </w:tcPr>
+          <w:p>
+            <w:r>
+              <w:rPr>
+                <w:rFonts w:ascii="Arial" w:cs="Arial" w:eastAsia="Arial" w:hAnsi="Arial"/>
+                <w:sz w:val="20"/>
+                <w:szCs w:val="20"/>
+              </w:rPr>
+              <w:t xml:space="preserve">Tamano</w:t>
+            </w:r>
+          </w:p>
+        </w:tc>
+        <w:tc>
+          <w:tcPr>
+            <w:tcW w:type="dxa" w:w="6360"/>
+            <w:tcBorders>
+              <w:top w:val="single" w:color="CCCCCC" w:sz="1"/>
+              <w:left w:val="single" w:color="CCCCCC" w:sz="1"/>
+              <w:bottom w:val="single" w:color="CCCCCC" w:sz="1"/>
+              <w:right w:val="single" w:color="CCCCCC" w:sz="1"/>
+            </w:tcBorders>
+            <w:shd w:fill="EEF4FF" w:val="clear"/>
+            <w:tcMar>
+              <w:top w:type="dxa" w:w="80"/>
+              <w:left w:type="dxa" w:w="120"/>
+              <w:bottom w:type="dxa" w:w="80"/>
+              <w:right w:type="dxa" w:w="120"/>
+            </w:tcMar>
+          </w:tcPr>
+          <w:p>
+            <w:r>
+              <w:rPr>
+                <w:rFonts w:ascii="Arial" w:cs="Arial" w:eastAsia="Arial" w:hAnsi="Arial"/>
+                <w:sz w:val="20"/>
+                <w:szCs w:val="20"/>
+              </w:rPr>
+              <w:t xml:space="preserve">5.8 GB</w:t>
+            </w:r>
+          </w:p>
+        </w:tc>
+      </w:tr>
+      <w:tr>
+        <w:tc>
+          <w:tcPr>
+            <w:tcW w:type="dxa" w:w="3000"/>
+            <w:tcBorders>
+              <w:top w:val="single" w:color="CCCCCC" w:sz="1"/>
+              <w:left w:val="single" w:color="CCCCCC" w:sz="1"/>
+              <w:bottom w:val="single" w:color="CCCCCC" w:sz="1"/>
+              <w:right w:val="single" w:color="CCCCCC" w:sz="1"/>
+            </w:tcBorders>
+            <w:shd w:fill="FFFFFF" w:val="clear"/>
+            <w:tcMar>
+              <w:top w:type="dxa" w:w="80"/>
+              <w:left w:type="dxa" w:w="120"/>
+              <w:bottom w:type="dxa" w:w="80"/>
+              <w:right w:type="dxa" w:w="120"/>
+            </w:tcMar>
+          </w:tcPr>
+          <w:p>
+            <w:r>
+              <w:rPr>
+                <w:rFonts w:ascii="Arial" w:cs="Arial" w:eastAsia="Arial" w:hAnsi="Arial"/>
+                <w:sz w:val="20"/>
+                <w:szCs w:val="20"/>
+              </w:rPr>
+              <w:t xml:space="preserve">Fuente oficial</w:t>
+            </w:r>
+          </w:p>
+        </w:tc>
+        <w:tc>
+          <w:tcPr>
+            <w:tcW w:type="dxa" w:w="6360"/>
+            <w:tcBorders>
+              <w:top w:val="single" w:color="CCCCCC" w:sz="1"/>
+              <w:left w:val="single" w:color="CCCCCC" w:sz="1"/>
+              <w:bottom w:val="single" w:color="CCCCCC" w:sz="1"/>
+              <w:right w:val="single" w:color="CCCCCC" w:sz="1"/>
+            </w:tcBorders>
+            <w:shd w:fill="FFFFFF" w:val="clear"/>
+            <w:tcMar>
+              <w:top w:type="dxa" w:w="80"/>
+              <w:left w:type="dxa" w:w="120"/>
+              <w:bottom w:type="dxa" w:w="80"/>
+              <w:right w:type="dxa" w:w="120"/>
+            </w:tcMar>
+          </w:tcPr>
+          <w:p>
+            <w:r>
+              <w:rPr>
+                <w:rFonts w:ascii="Arial" w:cs="Arial" w:eastAsia="Arial" w:hAnsi="Arial"/>
+                <w:sz w:val="20"/>
+                <w:szCs w:val="20"/>
+              </w:rPr>
+              <w:t xml:space="preserve">https://recolic.net/blog/post/predeployed-windows-10-qcow2</w:t>
+            </w:r>
+          </w:p>
+        </w:tc>
+      </w:tr>
+      <w:tr>
+        <w:tc>
+          <w:tcPr>
+            <w:tcW w:type="dxa" w:w="3000"/>
+            <w:tcBorders>
+              <w:top w:val="single" w:color="CCCCCC" w:sz="1"/>
+              <w:left w:val="single" w:color="CCCCCC" w:sz="1"/>
+              <w:bottom w:val="single" w:color="CCCCCC" w:sz="1"/>
+              <w:right w:val="single" w:color="CCCCCC" w:sz="1"/>
+            </w:tcBorders>
+            <w:shd w:fill="EEF4FF" w:val="clear"/>
+            <w:tcMar>
+              <w:top w:type="dxa" w:w="80"/>
+              <w:left w:type="dxa" w:w="120"/>
+              <w:bottom w:type="dxa" w:w="80"/>
+              <w:right w:type="dxa" w:w="120"/>
+            </w:tcMar>
+          </w:tcPr>
+          <w:p>
+            <w:r>
+              <w:rPr>
+                <w:rFonts w:ascii="Arial" w:cs="Arial" w:eastAsia="Arial" w:hAnsi="Arial"/>
+                <w:sz w:val="20"/>
+                <w:szCs w:val="20"/>
+              </w:rPr>
+              <w:t xml:space="preserve">Sistema Operativo</w:t>
+            </w:r>
+          </w:p>
+        </w:tc>
+        <w:tc>
+          <w:tcPr>
+            <w:tcW w:type="dxa" w:w="6360"/>
+            <w:tcBorders>
+              <w:top w:val="single" w:color="CCCCCC" w:sz="1"/>
+              <w:left w:val="single" w:color="CCCCCC" w:sz="1"/>
+              <w:bottom w:val="single" w:color="CCCCCC" w:sz="1"/>
+              <w:right w:val="single" w:color="CCCCCC" w:sz="1"/>
+            </w:tcBorders>
+            <w:shd w:fill="EEF4FF" w:val="clear"/>
+            <w:tcMar>
+              <w:top w:type="dxa" w:w="80"/>
+              <w:left w:type="dxa" w:w="120"/>
+              <w:bottom w:type="dxa" w:w="80"/>
+              <w:right w:type="dxa" w:w="120"/>
+            </w:tcMar>
+          </w:tcPr>
+          <w:p>
+            <w:r>
+              <w:rPr>
+                <w:rFonts w:ascii="Arial" w:cs="Arial" w:eastAsia="Arial" w:hAnsi="Arial"/>
+                <w:sz w:val="20"/>
+                <w:szCs w:val="20"/>
+              </w:rPr>
+              <w:t xml:space="preserve">Windows 10 Tiny10 (version optimizada)</w:t>
+            </w:r>
+          </w:p>
+        </w:tc>
+      </w:tr>
+      <w:tr>
+        <w:tc>
+          <w:tcPr>
+            <w:tcW w:type="dxa" w:w="3000"/>
+            <w:tcBorders>
+              <w:top w:val="single" w:color="CCCCCC" w:sz="1"/>
+              <w:left w:val="single" w:color="CCCCCC" w:sz="1"/>
+              <w:bottom w:val="single" w:color="CCCCCC" w:sz="1"/>
+              <w:right w:val="single" w:color="CCCCCC" w:sz="1"/>
+            </w:tcBorders>
+            <w:shd w:fill="FFFFFF" w:val="clear"/>
+            <w:tcMar>
+              <w:top w:type="dxa" w:w="80"/>
+              <w:left w:type="dxa" w:w="120"/>
+              <w:bottom w:type="dxa" w:w="80"/>
+              <w:right w:type="dxa" w:w="120"/>
+            </w:tcMar>
+          </w:tcPr>
+          <w:p>
+            <w:r>
+              <w:rPr>
+                <w:rFonts w:ascii="Arial" w:cs="Arial" w:eastAsia="Arial" w:hAnsi="Arial"/>
+                <w:sz w:val="20"/>
+                <w:szCs w:val="20"/>
+              </w:rPr>
+              <w:t xml:space="preserve">Drivers incluidos</w:t>
+            </w:r>
+          </w:p>
+        </w:tc>
+        <w:tc>
+          <w:tcPr>
+            <w:tcW w:type="dxa" w:w="6360"/>
+            <w:tcBorders>
+              <w:top w:val="single" w:color="CCCCCC" w:sz="1"/>
+              <w:left w:val="single" w:color="CCCCCC" w:sz="1"/>
+              <w:bottom w:val="single" w:color="CCCCCC" w:sz="1"/>
+              <w:right w:val="single" w:color="CCCCCC" w:sz="1"/>
+            </w:tcBorders>
+            <w:shd w:fill="FFFFFF" w:val="clear"/>
+            <w:tcMar>
+              <w:top w:type="dxa" w:w="80"/>
+              <w:left w:type="dxa" w:w="120"/>
+              <w:bottom w:type="dxa" w:w="80"/>
+              <w:right w:type="dxa" w:w="120"/>
+            </w:tcMar>
+          </w:tcPr>
+          <w:p>
+            <w:r>
+              <w:rPr>
+                <w:rFonts w:ascii="Arial" w:cs="Arial" w:eastAsia="Arial" w:hAnsi="Arial"/>
+                <w:sz w:val="20"/>
+                <w:szCs w:val="20"/>
+              </w:rPr>
+              <w:t xml:space="preserve">VirtIO (red y disco) preinstalados</w:t>
+            </w:r>
+          </w:p>
+        </w:tc>
+      </w:tr>
+    </w:tbl>
     <w:p>
       <w:pPr>
         <w:spacing w:after="160"/>
@@ -3494,7 +4225,27 @@
           <w:sz w:val="22"/>
           <w:szCs w:val="22"/>
         </w:rPr>
-        <w:t xml:space="preserve">✅  Usa screen para que la descarga continúe aunque cierres la terminal. Ctrl+A luego D para salir sin cancelar. screen -r descarga para volver a verla.</w:t>
+        <w:t xml:space="preserve">✅  Usa screen para que la descarga continue aunque cierres la terminal. Ctrl+A luego D para salir sin cancelar. screen -r descarga para volver a verla.</w:t>
+      </w:r>
+    </w:p>
+    <w:p>
+      <w:pPr>
+        <w:pBdr>
+          <w:left w:val="single" w:color="00AA00" w:sz="12" w:space="10"/>
+        </w:pBdr>
+        <w:spacing w:after="120" w:before="120"/>
+        <w:ind w:left="360"/>
+      </w:pPr>
+      <w:r>
+        <w:rPr>
+          <w:rFonts w:ascii="Arial" w:cs="Arial" w:eastAsia="Arial" w:hAnsi="Arial"/>
+          <w:i/>
+          <w:iCs/>
+          <w:color w:val="005500"/>
+          <w:sz w:val="22"/>
+          <w:szCs w:val="22"/>
+        </w:rPr>
+        <w:t xml:space="preserve">✅  Si la descarga falla, usa: systemd-inhibit wget [URL] -O win10-tiny10.qcow2</w:t>
       </w:r>
     </w:p>
     <w:p>
